--- a/Acordes63x110mm [ ]/Este es mi deseo (A) - Claudio Freidzon.docx
+++ b/Acordes63x110mm [ ]/Este es mi deseo (A) - Claudio Freidzon.docx
@@ -11,6 +11,7 @@
           <w:szCs w:val="15"/>
         </w:rPr>
       </w:pPr>
+      <w:bookmarkStart w:id="0" w:name="__DdeLink__221_2328191974"/>
       <w:r>
         <w:rPr>
           <w:rFonts w:eastAsia="Courier 10 Pitch" w:cs="Iosevka"/>
@@ -304,7 +305,31 @@
           <w:szCs w:val="13"/>
           <w:lang w:val="es-ES"/>
         </w:rPr>
-        <w:t>F#m      E  A</w:t>
+        <w:t xml:space="preserve">F#m      </w:t>
+      </w:r>
+      <w:r>
+        <w:rPr>
+          <w:rFonts w:eastAsia="Courier 10 Pitch" w:cs="Iosevka"/>
+          <w:b/>
+          <w:bCs/>
+          <w:color w:val="auto"/>
+          <w:sz w:val="13"/>
+          <w:szCs w:val="13"/>
+          <w:lang w:val="es-ES"/>
+        </w:rPr>
+        <w:t>E</w:t>
+      </w:r>
+      <w:r>
+        <w:rPr>
+          <w:rFonts w:eastAsia="Courier 10 Pitch" w:cs="Iosevka"/>
+          <w:b w:val="false"/>
+          <w:bCs w:val="false"/>
+          <w:color w:val="auto"/>
+          <w:sz w:val="13"/>
+          <w:szCs w:val="13"/>
+          <w:lang w:val="es-ES"/>
+        </w:rPr>
+        <w:t xml:space="preserve">  A</w:t>
       </w:r>
     </w:p>
     <w:p>
@@ -1550,100 +1575,458 @@
           <w:szCs w:val="13"/>
           <w:lang w:val="es-ES"/>
         </w:rPr>
-        <w:t>D E</w:t>
-      </w:r>
-      <w:r>
-        <w:rPr>
-          <w:rFonts w:eastAsia="Courier 10 Pitch" w:cs="Consolas"/>
+        <w:t>D E C#m F#m</w:t>
+      </w:r>
+    </w:p>
+    <w:p>
+      <w:pPr>
+        <w:pStyle w:val="Normal"/>
+        <w:bidi w:val="0"/>
+        <w:rPr>
+          <w:rFonts w:ascii="Consolas" w:hAnsi="Consolas" w:eastAsia="Courier 10 Pitch" w:cs="Consolas"/>
+          <w:b/>
+          <w:b/>
+          <w:bCs w:val="false"/>
+          <w:color w:val="00B0F0"/>
+          <w:lang w:val="es-ES"/>
+        </w:rPr>
+      </w:pPr>
+      <w:r>
+        <w:rPr>
+          <w:rFonts w:eastAsia="Courier 10 Pitch" w:cs="Consolas"/>
+          <w:b/>
+          <w:bCs w:val="false"/>
+          <w:color w:val="00B0F0"/>
+          <w:lang w:val="es-ES"/>
+        </w:rPr>
+      </w:r>
+    </w:p>
+    <w:p>
+      <w:pPr>
+        <w:pStyle w:val="Normal"/>
+        <w:rPr>
+          <w:color w:val="1C99E0"/>
+          <w:sz w:val="13"/>
+          <w:szCs w:val="13"/>
+        </w:rPr>
+      </w:pPr>
+      <w:r>
+        <w:rPr>
+          <w:rFonts w:eastAsia="Courier 10 Pitch" w:cs="Consolas"/>
+          <w:b/>
+          <w:bCs w:val="false"/>
+          <w:color w:val="00B0F0"/>
+          <w:sz w:val="13"/>
+          <w:szCs w:val="13"/>
+          <w:lang w:val="es-ES"/>
+        </w:rPr>
+        <w:t xml:space="preserve">[Instrumental intermedio </w:t>
+      </w:r>
+      <w:r>
+        <w:rPr>
+          <w:rFonts w:eastAsia="Courier 10 Pitch" w:cs="Consolas"/>
+          <w:b/>
+          <w:bCs w:val="false"/>
+          <w:color w:val="0369A3"/>
+          <w:sz w:val="18"/>
+          <w:szCs w:val="18"/>
+          <w:lang w:val="es-ES"/>
+        </w:rPr>
+        <w:t>x9</w:t>
+      </w:r>
+      <w:r>
+        <w:rPr>
+          <w:rFonts w:eastAsia="Courier 10 Pitch" w:cs="Consolas"/>
+          <w:b/>
+          <w:bCs w:val="false"/>
+          <w:color w:val="00B0F0"/>
+          <w:sz w:val="13"/>
+          <w:szCs w:val="13"/>
+          <w:lang w:val="es-ES"/>
+        </w:rPr>
+        <w:t>]</w:t>
+      </w:r>
+    </w:p>
+    <w:p>
+      <w:pPr>
+        <w:pStyle w:val="Normal"/>
+        <w:rPr>
+          <w:b/>
           <w:b/>
           <w:bCs/>
           <w:color w:val="168253"/>
-          <w:sz w:val="13"/>
-          <w:szCs w:val="13"/>
-          <w:lang w:val="es-ES"/>
-        </w:rPr>
-        <w:t xml:space="preserve"> C#m F#m</w:t>
-      </w:r>
-    </w:p>
-    <w:p>
-      <w:pPr>
-        <w:pStyle w:val="Normal"/>
-        <w:bidi w:val="0"/>
-        <w:rPr>
-          <w:rFonts w:ascii="Consolas" w:hAnsi="Consolas" w:eastAsia="Courier 10 Pitch" w:cs="Consolas"/>
-          <w:b/>
-          <w:b/>
-          <w:bCs w:val="false"/>
-          <w:color w:val="00B0F0"/>
-          <w:lang w:val="es-ES"/>
-        </w:rPr>
-      </w:pPr>
-      <w:r>
-        <w:rPr>
-          <w:rFonts w:eastAsia="Courier 10 Pitch" w:cs="Consolas"/>
-          <w:b/>
-          <w:bCs w:val="false"/>
-          <w:color w:val="00B0F0"/>
-          <w:lang w:val="es-ES"/>
-        </w:rPr>
-      </w:r>
-    </w:p>
-    <w:p>
-      <w:pPr>
-        <w:pStyle w:val="Normal"/>
-        <w:rPr>
-          <w:color w:val="1C99E0"/>
-          <w:sz w:val="13"/>
-          <w:szCs w:val="13"/>
-        </w:rPr>
-      </w:pPr>
-      <w:r>
-        <w:rPr>
-          <w:rFonts w:eastAsia="Courier 10 Pitch" w:cs="Consolas"/>
-          <w:b/>
-          <w:bCs w:val="false"/>
-          <w:color w:val="00B0F0"/>
-          <w:sz w:val="13"/>
-          <w:szCs w:val="13"/>
-          <w:lang w:val="es-ES"/>
-        </w:rPr>
-        <w:t>[</w:t>
-      </w:r>
-      <w:r>
-        <w:rPr>
-          <w:rFonts w:eastAsia="Courier 10 Pitch" w:cs="Consolas"/>
-          <w:b/>
-          <w:bCs w:val="false"/>
-          <w:color w:val="00B0F0"/>
-          <w:sz w:val="13"/>
-          <w:szCs w:val="13"/>
-          <w:lang w:val="es-ES"/>
-        </w:rPr>
-        <w:t>Instrumental intermedio x9</w:t>
-      </w:r>
-      <w:r>
-        <w:rPr>
-          <w:rFonts w:eastAsia="Courier 10 Pitch" w:cs="Consolas"/>
-          <w:b/>
-          <w:bCs w:val="false"/>
-          <w:color w:val="00B0F0"/>
-          <w:sz w:val="13"/>
-          <w:szCs w:val="13"/>
-          <w:lang w:val="es-ES"/>
-        </w:rPr>
-        <w:t>]</w:t>
-      </w:r>
-    </w:p>
-    <w:p>
-      <w:pPr>
-        <w:pStyle w:val="Normal"/>
-        <w:rPr>
-          <w:b/>
+        </w:rPr>
+      </w:pPr>
+      <w:r>
+        <w:rPr>
+          <w:rFonts w:eastAsia="Courier 10 Pitch" w:cs="Consolas"/>
           <w:b/>
           <w:bCs/>
           <w:color w:val="168253"/>
-        </w:rPr>
-      </w:pPr>
+          <w:sz w:val="13"/>
+          <w:szCs w:val="13"/>
+          <w:lang w:val="es-ES"/>
+        </w:rPr>
+        <w:t>D E C#m F#m</w:t>
+      </w:r>
+    </w:p>
+    <w:p>
+      <w:pPr>
+        <w:pStyle w:val="Normal"/>
+        <w:rPr>
+          <w:rFonts w:eastAsia="Courier 10 Pitch" w:cs="Consolas"/>
+          <w:b w:val="false"/>
+          <w:b w:val="false"/>
+          <w:bCs w:val="false"/>
+          <w:sz w:val="13"/>
+          <w:szCs w:val="13"/>
+          <w:lang w:val="es-ES"/>
+        </w:rPr>
+      </w:pPr>
+      <w:r>
+        <w:rPr>
+          <w:rFonts w:eastAsia="Courier 10 Pitch" w:cs="Consolas"/>
+          <w:b w:val="false"/>
+          <w:bCs w:val="false"/>
+          <w:sz w:val="13"/>
+          <w:szCs w:val="13"/>
+          <w:lang w:val="es-ES"/>
+        </w:rPr>
+      </w:r>
+    </w:p>
+    <w:p>
+      <w:pPr>
+        <w:pStyle w:val="Normal"/>
+        <w:rPr>
+          <w:color w:val="1C99E0"/>
+          <w:sz w:val="13"/>
+          <w:szCs w:val="13"/>
+        </w:rPr>
+      </w:pPr>
+      <w:r>
+        <w:rPr>
+          <w:rFonts w:eastAsia="Courier 10 Pitch" w:cs="Consolas"/>
+          <w:b/>
+          <w:bCs w:val="false"/>
+          <w:color w:val="00B0F0"/>
+          <w:sz w:val="13"/>
+          <w:szCs w:val="13"/>
+          <w:lang w:val="es-ES"/>
+        </w:rPr>
+        <w:t>[Coro, 1ra vuelta]</w:t>
+      </w:r>
+    </w:p>
+    <w:p>
+      <w:pPr>
+        <w:pStyle w:val="Normal"/>
+        <w:rPr>
+          <w:b w:val="false"/>
+          <w:b w:val="false"/>
+          <w:bCs w:val="false"/>
+          <w:color w:val="auto"/>
+          <w:sz w:val="13"/>
+          <w:szCs w:val="13"/>
+        </w:rPr>
+      </w:pPr>
+      <w:r>
+        <w:rPr>
+          <w:rFonts w:eastAsia="Courier 10 Pitch" w:cs="Consolas"/>
+          <w:b w:val="false"/>
+          <w:bCs w:val="false"/>
+          <w:color w:val="auto"/>
+          <w:sz w:val="13"/>
+          <w:szCs w:val="13"/>
+          <w:lang w:val="es-ES"/>
+        </w:rPr>
+        <w:t>A   E   Bm  D E  A</w:t>
+      </w:r>
+    </w:p>
+    <w:p>
+      <w:pPr>
+        <w:pStyle w:val="Normal"/>
+        <w:rPr>
+          <w:b w:val="false"/>
+          <w:b w:val="false"/>
+          <w:bCs w:val="false"/>
+          <w:color w:val="auto"/>
+          <w:sz w:val="13"/>
+          <w:szCs w:val="13"/>
+        </w:rPr>
+      </w:pPr>
+      <w:r>
+        <w:rPr>
+          <w:rFonts w:eastAsia="Courier 10 Pitch" w:cs="Consolas"/>
+          <w:b w:val="false"/>
+          <w:bCs w:val="false"/>
+          <w:color w:val="auto"/>
+          <w:sz w:val="13"/>
+          <w:szCs w:val="13"/>
+          <w:lang w:val="es-ES"/>
+        </w:rPr>
+        <w:t xml:space="preserve">    </w:t>
+      </w:r>
+      <w:r>
+        <w:rPr>
+          <w:rFonts w:eastAsia="Courier 10 Pitch" w:cs="Consolas"/>
+          <w:b w:val="false"/>
+          <w:bCs w:val="false"/>
+          <w:color w:val="auto"/>
+          <w:sz w:val="13"/>
+          <w:szCs w:val="13"/>
+          <w:lang w:val="es-ES"/>
+        </w:rPr>
+        <w:t>E   Bm  D E</w:t>
+      </w:r>
+      <w:r>
+        <w:rPr>
+          <w:rFonts w:eastAsia="Courier 10 Pitch" w:cs="Consolas"/>
+          <w:b/>
+          <w:bCs/>
+          <w:color w:val="auto"/>
+          <w:sz w:val="13"/>
+          <w:szCs w:val="13"/>
+          <w:lang w:val="es-ES"/>
+        </w:rPr>
+        <w:t xml:space="preserve">  </w:t>
+      </w:r>
+      <w:r>
+        <w:rPr>
+          <w:rFonts w:eastAsia="Courier 10 Pitch" w:cs="Consolas"/>
+          <w:b/>
+          <w:bCs/>
+          <w:color w:val="BF0041"/>
+          <w:sz w:val="13"/>
+          <w:szCs w:val="13"/>
+          <w:lang w:val="es-ES"/>
+        </w:rPr>
+        <w:t>A</w:t>
+      </w:r>
+    </w:p>
+    <w:p>
+      <w:pPr>
+        <w:pStyle w:val="Normal"/>
+        <w:rPr>
+          <w:color w:val="1C99E0"/>
+          <w:sz w:val="13"/>
+          <w:szCs w:val="13"/>
+        </w:rPr>
+      </w:pPr>
+      <w:r>
+        <w:rPr>
+          <w:rFonts w:eastAsia="Courier 10 Pitch" w:cs="Consolas"/>
+          <w:b/>
+          <w:color w:val="1C99E0"/>
+          <w:sz w:val="13"/>
+          <w:szCs w:val="13"/>
+          <w:lang w:val="es-ES"/>
+        </w:rPr>
+        <w:t>[Coro, 2da vuelta]</w:t>
+      </w:r>
+    </w:p>
+    <w:p>
+      <w:pPr>
+        <w:pStyle w:val="Normal"/>
+        <w:rPr>
+          <w:b w:val="false"/>
+          <w:b w:val="false"/>
+          <w:bCs w:val="false"/>
+          <w:color w:val="auto"/>
+          <w:sz w:val="13"/>
+          <w:szCs w:val="13"/>
+        </w:rPr>
+      </w:pPr>
+      <w:r>
+        <w:rPr>
+          <w:rFonts w:eastAsia="Courier 10 Pitch" w:cs="Consolas"/>
+          <w:b w:val="false"/>
+          <w:bCs w:val="false"/>
+          <w:color w:val="auto"/>
+          <w:sz w:val="13"/>
+          <w:szCs w:val="13"/>
+          <w:lang w:val="es-ES"/>
+        </w:rPr>
+        <w:t xml:space="preserve">    </w:t>
+      </w:r>
+      <w:r>
+        <w:rPr>
+          <w:rFonts w:eastAsia="Courier 10 Pitch" w:cs="Consolas"/>
+          <w:b w:val="false"/>
+          <w:bCs w:val="false"/>
+          <w:color w:val="auto"/>
+          <w:sz w:val="13"/>
+          <w:szCs w:val="13"/>
+          <w:lang w:val="es-ES"/>
+        </w:rPr>
+        <w:t>E   Bm  D E  A</w:t>
+      </w:r>
+    </w:p>
+    <w:p>
+      <w:pPr>
+        <w:pStyle w:val="Normal"/>
+        <w:rPr>
+          <w:b w:val="false"/>
+          <w:b w:val="false"/>
+          <w:bCs w:val="false"/>
+          <w:color w:val="auto"/>
+          <w:sz w:val="13"/>
+          <w:szCs w:val="13"/>
+        </w:rPr>
+      </w:pPr>
+      <w:r>
+        <w:rPr>
+          <w:rFonts w:eastAsia="Courier 10 Pitch" w:cs="Consolas"/>
+          <w:b w:val="false"/>
+          <w:bCs w:val="false"/>
+          <w:color w:val="auto"/>
+          <w:sz w:val="13"/>
+          <w:szCs w:val="13"/>
+          <w:lang w:val="es-ES"/>
+        </w:rPr>
+        <w:t xml:space="preserve">    </w:t>
+      </w:r>
+      <w:r>
+        <w:rPr>
+          <w:rFonts w:eastAsia="Courier 10 Pitch" w:cs="Consolas"/>
+          <w:b w:val="false"/>
+          <w:bCs w:val="false"/>
+          <w:color w:val="auto"/>
+          <w:sz w:val="13"/>
+          <w:szCs w:val="13"/>
+          <w:lang w:val="es-ES"/>
+        </w:rPr>
+        <w:t>E   Bm  D E</w:t>
+      </w:r>
+      <w:r>
+        <w:rPr>
+          <w:rFonts w:eastAsia="Courier 10 Pitch" w:cs="Consolas"/>
+          <w:b/>
+          <w:bCs/>
+          <w:color w:val="auto"/>
+          <w:sz w:val="13"/>
+          <w:szCs w:val="13"/>
+          <w:lang w:val="es-ES"/>
+        </w:rPr>
+        <w:t xml:space="preserve">  </w:t>
+      </w:r>
+      <w:r>
+        <w:rPr>
+          <w:rFonts w:eastAsia="Courier 10 Pitch" w:cs="Consolas"/>
+          <w:b/>
+          <w:bCs/>
+          <w:color w:val="BF0041"/>
+          <w:sz w:val="13"/>
+          <w:szCs w:val="13"/>
+          <w:lang w:val="es-ES"/>
+        </w:rPr>
+        <w:t>A</w:t>
+      </w:r>
+    </w:p>
+    <w:p>
+      <w:pPr>
+        <w:pStyle w:val="Normal"/>
+        <w:rPr>
+          <w:color w:val="1C99E0"/>
+          <w:sz w:val="13"/>
+          <w:szCs w:val="13"/>
+        </w:rPr>
+      </w:pPr>
+      <w:r>
+        <w:rPr>
+          <w:rFonts w:eastAsia="Courier 10 Pitch" w:cs="Consolas"/>
+          <w:b/>
+          <w:color w:val="1C99E0"/>
+          <w:sz w:val="13"/>
+          <w:szCs w:val="13"/>
+          <w:lang w:val="es-ES"/>
+        </w:rPr>
+        <w:t>[Coro, 2da vuelta]</w:t>
+      </w:r>
+    </w:p>
+    <w:p>
+      <w:pPr>
+        <w:pStyle w:val="Normal"/>
+        <w:rPr>
+          <w:b w:val="false"/>
+          <w:b w:val="false"/>
+          <w:bCs w:val="false"/>
+          <w:color w:val="auto"/>
+          <w:sz w:val="13"/>
+          <w:szCs w:val="13"/>
+        </w:rPr>
+      </w:pPr>
+      <w:r>
+        <w:rPr>
+          <w:rFonts w:eastAsia="Courier 10 Pitch" w:cs="Consolas"/>
+          <w:b w:val="false"/>
+          <w:bCs w:val="false"/>
+          <w:color w:val="auto"/>
+          <w:sz w:val="13"/>
+          <w:szCs w:val="13"/>
+          <w:lang w:val="es-ES"/>
+        </w:rPr>
+        <w:t xml:space="preserve">    </w:t>
+      </w:r>
+      <w:r>
+        <w:rPr>
+          <w:rFonts w:eastAsia="Courier 10 Pitch" w:cs="Consolas"/>
+          <w:b w:val="false"/>
+          <w:bCs w:val="false"/>
+          <w:color w:val="auto"/>
+          <w:sz w:val="13"/>
+          <w:szCs w:val="13"/>
+          <w:lang w:val="es-ES"/>
+        </w:rPr>
+        <w:t>E   Bm  D E  A</w:t>
+      </w:r>
+    </w:p>
+    <w:p>
+      <w:pPr>
+        <w:pStyle w:val="Normal"/>
+        <w:rPr>
+          <w:b w:val="false"/>
+          <w:b w:val="false"/>
+          <w:bCs w:val="false"/>
+          <w:color w:val="auto"/>
+          <w:sz w:val="13"/>
+          <w:szCs w:val="13"/>
+        </w:rPr>
+      </w:pPr>
+      <w:r>
+        <w:rPr>
+          <w:rFonts w:eastAsia="Courier 10 Pitch" w:cs="Consolas"/>
+          <w:b w:val="false"/>
+          <w:bCs w:val="false"/>
+          <w:color w:val="auto"/>
+          <w:sz w:val="13"/>
+          <w:szCs w:val="13"/>
+          <w:lang w:val="es-ES"/>
+        </w:rPr>
+        <w:t xml:space="preserve">    </w:t>
+      </w:r>
+      <w:r>
+        <w:rPr>
+          <w:rFonts w:eastAsia="Courier 10 Pitch" w:cs="Consolas"/>
+          <w:b w:val="false"/>
+          <w:bCs w:val="false"/>
+          <w:color w:val="auto"/>
+          <w:sz w:val="13"/>
+          <w:szCs w:val="13"/>
+          <w:lang w:val="es-ES"/>
+        </w:rPr>
+        <w:t>E   Bm  D E</w:t>
+      </w:r>
+      <w:r>
+        <w:rPr>
+          <w:rFonts w:eastAsia="Courier 10 Pitch" w:cs="Consolas"/>
+          <w:b/>
+          <w:bCs/>
+          <w:color w:val="auto"/>
+          <w:sz w:val="13"/>
+          <w:szCs w:val="13"/>
+          <w:lang w:val="es-ES"/>
+        </w:rPr>
+        <w:t xml:space="preserve">  </w:t>
+      </w:r>
       <w:r>
         <w:rPr>
           <w:rFonts w:eastAsia="Courier 10 Pitch" w:cs="Consolas"/>
@@ -1661,18 +2044,21 @@
       <w:pPr>
         <w:pStyle w:val="Normal"/>
         <w:rPr>
-          <w:rFonts w:eastAsia="Courier 10 Pitch" w:cs="Consolas"/>
-          <w:b w:val="false"/>
-          <w:b w:val="false"/>
-          <w:bCs w:val="false"/>
-          <w:sz w:val="13"/>
-          <w:szCs w:val="13"/>
-          <w:lang w:val="es-ES"/>
-        </w:rPr>
-      </w:pPr>
-      <w:r>
-        <w:rPr>
-          <w:color w:val="069A2E"/>
+          <w:rFonts w:ascii="Consolas" w:hAnsi="Consolas" w:eastAsia="Courier 10 Pitch" w:cs="Consolas"/>
+          <w:b/>
+          <w:b/>
+          <w:bCs w:val="false"/>
+          <w:color w:val="00B0F0"/>
+          <w:lang w:val="es-ES"/>
+        </w:rPr>
+      </w:pPr>
+      <w:r>
+        <w:rPr>
+          <w:rFonts w:eastAsia="Courier 10 Pitch" w:cs="Consolas"/>
+          <w:b/>
+          <w:bCs w:val="false"/>
+          <w:color w:val="00B0F0"/>
+          <w:lang w:val="es-ES"/>
         </w:rPr>
       </w:r>
     </w:p>
@@ -1695,320 +2081,22 @@
           <w:szCs w:val="13"/>
           <w:lang w:val="es-ES"/>
         </w:rPr>
-        <w:t>[Coro, 1ra vuelta]</w:t>
-      </w:r>
-    </w:p>
-    <w:p>
-      <w:pPr>
-        <w:pStyle w:val="Normal"/>
-        <w:rPr>
-          <w:b w:val="false"/>
-          <w:b w:val="false"/>
-          <w:bCs w:val="false"/>
-          <w:color w:val="auto"/>
-          <w:sz w:val="13"/>
-          <w:szCs w:val="13"/>
-        </w:rPr>
-      </w:pPr>
-      <w:r>
-        <w:rPr>
-          <w:rFonts w:eastAsia="Courier 10 Pitch" w:cs="Consolas"/>
-          <w:b w:val="false"/>
-          <w:bCs w:val="false"/>
-          <w:color w:val="auto"/>
-          <w:sz w:val="13"/>
-          <w:szCs w:val="13"/>
-          <w:lang w:val="es-ES"/>
-        </w:rPr>
-        <w:t>A   E   Bm  D E  A</w:t>
-      </w:r>
-    </w:p>
-    <w:p>
-      <w:pPr>
-        <w:pStyle w:val="Normal"/>
-        <w:rPr>
-          <w:b w:val="false"/>
-          <w:b w:val="false"/>
-          <w:bCs w:val="false"/>
-          <w:color w:val="auto"/>
-          <w:sz w:val="13"/>
-          <w:szCs w:val="13"/>
-        </w:rPr>
-      </w:pPr>
-      <w:r>
-        <w:rPr>
-          <w:rFonts w:eastAsia="Courier 10 Pitch" w:cs="Consolas"/>
-          <w:b w:val="false"/>
-          <w:bCs w:val="false"/>
-          <w:color w:val="auto"/>
-          <w:sz w:val="13"/>
-          <w:szCs w:val="13"/>
-          <w:lang w:val="es-ES"/>
-        </w:rPr>
-        <w:t xml:space="preserve">    </w:t>
-      </w:r>
-      <w:r>
-        <w:rPr>
-          <w:rFonts w:eastAsia="Courier 10 Pitch" w:cs="Consolas"/>
-          <w:b w:val="false"/>
-          <w:bCs w:val="false"/>
-          <w:color w:val="auto"/>
-          <w:sz w:val="13"/>
-          <w:szCs w:val="13"/>
-          <w:lang w:val="es-ES"/>
-        </w:rPr>
-        <w:t>E   Bm  D E</w:t>
-      </w:r>
-      <w:r>
-        <w:rPr>
-          <w:rFonts w:eastAsia="Courier 10 Pitch" w:cs="Consolas"/>
-          <w:b/>
-          <w:bCs/>
-          <w:color w:val="auto"/>
-          <w:sz w:val="13"/>
-          <w:szCs w:val="13"/>
-          <w:lang w:val="es-ES"/>
-        </w:rPr>
-        <w:t xml:space="preserve">  </w:t>
-      </w:r>
-      <w:r>
-        <w:rPr>
-          <w:rFonts w:eastAsia="Courier 10 Pitch" w:cs="Consolas"/>
-          <w:b/>
-          <w:bCs/>
-          <w:color w:val="BF0041"/>
-          <w:sz w:val="13"/>
-          <w:szCs w:val="13"/>
-          <w:lang w:val="es-ES"/>
-        </w:rPr>
-        <w:t>A</w:t>
-      </w:r>
-    </w:p>
-    <w:p>
-      <w:pPr>
-        <w:pStyle w:val="Normal"/>
-        <w:rPr>
-          <w:color w:val="1C99E0"/>
-          <w:sz w:val="13"/>
-          <w:szCs w:val="13"/>
-        </w:rPr>
-      </w:pPr>
-      <w:r>
-        <w:rPr>
-          <w:rFonts w:eastAsia="Courier 10 Pitch" w:cs="Consolas"/>
-          <w:b/>
-          <w:color w:val="1C99E0"/>
-          <w:sz w:val="13"/>
-          <w:szCs w:val="13"/>
-          <w:lang w:val="es-ES"/>
-        </w:rPr>
-        <w:t>[Coro, 2da vuelta]</w:t>
-      </w:r>
-    </w:p>
-    <w:p>
-      <w:pPr>
-        <w:pStyle w:val="Normal"/>
-        <w:rPr>
-          <w:b w:val="false"/>
-          <w:b w:val="false"/>
-          <w:bCs w:val="false"/>
-          <w:color w:val="auto"/>
-          <w:sz w:val="13"/>
-          <w:szCs w:val="13"/>
-        </w:rPr>
-      </w:pPr>
-      <w:r>
-        <w:rPr>
-          <w:rFonts w:eastAsia="Courier 10 Pitch" w:cs="Consolas"/>
-          <w:b w:val="false"/>
-          <w:bCs w:val="false"/>
-          <w:color w:val="auto"/>
-          <w:sz w:val="13"/>
-          <w:szCs w:val="13"/>
-          <w:lang w:val="es-ES"/>
-        </w:rPr>
-        <w:t xml:space="preserve">    </w:t>
-      </w:r>
-      <w:r>
-        <w:rPr>
-          <w:rFonts w:eastAsia="Courier 10 Pitch" w:cs="Consolas"/>
-          <w:b w:val="false"/>
-          <w:bCs w:val="false"/>
-          <w:color w:val="auto"/>
-          <w:sz w:val="13"/>
-          <w:szCs w:val="13"/>
-          <w:lang w:val="es-ES"/>
-        </w:rPr>
-        <w:t>E   Bm  D E  A</w:t>
-      </w:r>
-    </w:p>
-    <w:p>
-      <w:pPr>
-        <w:pStyle w:val="Normal"/>
-        <w:rPr>
-          <w:b w:val="false"/>
-          <w:b w:val="false"/>
-          <w:bCs w:val="false"/>
-          <w:color w:val="auto"/>
-          <w:sz w:val="13"/>
-          <w:szCs w:val="13"/>
-        </w:rPr>
-      </w:pPr>
-      <w:r>
-        <w:rPr>
-          <w:rFonts w:eastAsia="Courier 10 Pitch" w:cs="Consolas"/>
-          <w:b w:val="false"/>
-          <w:bCs w:val="false"/>
-          <w:color w:val="auto"/>
-          <w:sz w:val="13"/>
-          <w:szCs w:val="13"/>
-          <w:lang w:val="es-ES"/>
-        </w:rPr>
-        <w:t xml:space="preserve">    </w:t>
-      </w:r>
-      <w:r>
-        <w:rPr>
-          <w:rFonts w:eastAsia="Courier 10 Pitch" w:cs="Consolas"/>
-          <w:b w:val="false"/>
-          <w:bCs w:val="false"/>
-          <w:color w:val="auto"/>
-          <w:sz w:val="13"/>
-          <w:szCs w:val="13"/>
-          <w:lang w:val="es-ES"/>
-        </w:rPr>
-        <w:t>E   Bm  D E</w:t>
-      </w:r>
-      <w:r>
-        <w:rPr>
-          <w:rFonts w:eastAsia="Courier 10 Pitch" w:cs="Consolas"/>
-          <w:b/>
-          <w:bCs/>
-          <w:color w:val="auto"/>
-          <w:sz w:val="13"/>
-          <w:szCs w:val="13"/>
-          <w:lang w:val="es-ES"/>
-        </w:rPr>
-        <w:t xml:space="preserve">  </w:t>
-      </w:r>
-      <w:r>
-        <w:rPr>
-          <w:rFonts w:eastAsia="Courier 10 Pitch" w:cs="Consolas"/>
-          <w:b/>
-          <w:bCs/>
-          <w:color w:val="BF0041"/>
-          <w:sz w:val="13"/>
-          <w:szCs w:val="13"/>
-          <w:lang w:val="es-ES"/>
-        </w:rPr>
-        <w:t>A</w:t>
-      </w:r>
-    </w:p>
-    <w:p>
-      <w:pPr>
-        <w:pStyle w:val="Normal"/>
-        <w:rPr>
-          <w:color w:val="1C99E0"/>
-          <w:sz w:val="13"/>
-          <w:szCs w:val="13"/>
-        </w:rPr>
-      </w:pPr>
-      <w:r>
-        <w:rPr>
-          <w:rFonts w:eastAsia="Courier 10 Pitch" w:cs="Consolas"/>
-          <w:b/>
-          <w:color w:val="1C99E0"/>
-          <w:sz w:val="13"/>
-          <w:szCs w:val="13"/>
-          <w:lang w:val="es-ES"/>
-        </w:rPr>
-        <w:t>[Coro, 2da vuelta]</w:t>
-      </w:r>
-    </w:p>
-    <w:p>
-      <w:pPr>
-        <w:pStyle w:val="Normal"/>
-        <w:rPr>
-          <w:b w:val="false"/>
-          <w:b w:val="false"/>
-          <w:bCs w:val="false"/>
-          <w:color w:val="auto"/>
-          <w:sz w:val="13"/>
-          <w:szCs w:val="13"/>
-        </w:rPr>
-      </w:pPr>
-      <w:r>
-        <w:rPr>
-          <w:rFonts w:eastAsia="Courier 10 Pitch" w:cs="Consolas"/>
-          <w:b w:val="false"/>
-          <w:bCs w:val="false"/>
-          <w:color w:val="auto"/>
-          <w:sz w:val="13"/>
-          <w:szCs w:val="13"/>
-          <w:lang w:val="es-ES"/>
-        </w:rPr>
-        <w:t xml:space="preserve">    </w:t>
-      </w:r>
-      <w:r>
-        <w:rPr>
-          <w:rFonts w:eastAsia="Courier 10 Pitch" w:cs="Consolas"/>
-          <w:b w:val="false"/>
-          <w:bCs w:val="false"/>
-          <w:color w:val="auto"/>
-          <w:sz w:val="13"/>
-          <w:szCs w:val="13"/>
-          <w:lang w:val="es-ES"/>
-        </w:rPr>
-        <w:t>E   Bm  D E  A</w:t>
-      </w:r>
-    </w:p>
-    <w:p>
-      <w:pPr>
-        <w:pStyle w:val="Normal"/>
-        <w:rPr>
-          <w:b w:val="false"/>
-          <w:b w:val="false"/>
-          <w:bCs w:val="false"/>
-          <w:color w:val="auto"/>
-          <w:sz w:val="13"/>
-          <w:szCs w:val="13"/>
-        </w:rPr>
-      </w:pPr>
-      <w:r>
-        <w:rPr>
-          <w:rFonts w:eastAsia="Courier 10 Pitch" w:cs="Consolas"/>
-          <w:b w:val="false"/>
-          <w:bCs w:val="false"/>
-          <w:color w:val="auto"/>
-          <w:sz w:val="13"/>
-          <w:szCs w:val="13"/>
-          <w:lang w:val="es-ES"/>
-        </w:rPr>
-        <w:t xml:space="preserve">    </w:t>
-      </w:r>
-      <w:r>
-        <w:rPr>
-          <w:rFonts w:eastAsia="Courier 10 Pitch" w:cs="Consolas"/>
-          <w:b w:val="false"/>
-          <w:bCs w:val="false"/>
-          <w:color w:val="auto"/>
-          <w:sz w:val="13"/>
-          <w:szCs w:val="13"/>
-          <w:lang w:val="es-ES"/>
-        </w:rPr>
-        <w:t>E   Bm  D E</w:t>
-      </w:r>
-      <w:r>
-        <w:rPr>
-          <w:rFonts w:eastAsia="Courier 10 Pitch" w:cs="Consolas"/>
-          <w:b/>
-          <w:bCs/>
-          <w:color w:val="auto"/>
-          <w:sz w:val="13"/>
-          <w:szCs w:val="13"/>
-          <w:lang w:val="es-ES"/>
-        </w:rPr>
-        <w:t xml:space="preserve">  </w:t>
-      </w:r>
+        <w:t>[Fin]</w:t>
+      </w:r>
+    </w:p>
+    <w:p>
+      <w:pPr>
+        <w:pStyle w:val="Normal"/>
+        <w:rPr>
+          <w:b w:val="false"/>
+          <w:b w:val="false"/>
+          <w:bCs w:val="false"/>
+          <w:color w:val="auto"/>
+          <w:sz w:val="13"/>
+          <w:szCs w:val="13"/>
+        </w:rPr>
+      </w:pPr>
+      <w:bookmarkStart w:id="1" w:name="__DdeLink__221_2328191974"/>
       <w:r>
         <w:rPr>
           <w:rFonts w:eastAsia="Courier 10 Pitch" w:cs="Consolas"/>
@@ -2019,119 +2107,9 @@
           <w:szCs w:val="13"/>
           <w:lang w:val="es-ES"/>
         </w:rPr>
-        <w:t>D E</w:t>
-      </w:r>
-      <w:r>
-        <w:rPr>
-          <w:rFonts w:eastAsia="Courier 10 Pitch" w:cs="Consolas"/>
-          <w:b/>
-          <w:bCs/>
-          <w:color w:val="168253"/>
-          <w:sz w:val="13"/>
-          <w:szCs w:val="13"/>
-          <w:lang w:val="es-ES"/>
-        </w:rPr>
-        <w:t xml:space="preserve"> C#m F#m</w:t>
-      </w:r>
-    </w:p>
-    <w:p>
-      <w:pPr>
-        <w:pStyle w:val="Normal"/>
-        <w:rPr>
-          <w:rFonts w:ascii="Consolas" w:hAnsi="Consolas" w:eastAsia="Courier 10 Pitch" w:cs="Consolas"/>
-          <w:b/>
-          <w:b/>
-          <w:bCs w:val="false"/>
-          <w:color w:val="00B0F0"/>
-          <w:lang w:val="es-ES"/>
-        </w:rPr>
-      </w:pPr>
-      <w:r>
-        <w:rPr/>
-      </w:r>
-    </w:p>
-    <w:p>
-      <w:pPr>
-        <w:pStyle w:val="Normal"/>
-        <w:rPr>
-          <w:color w:val="1C99E0"/>
-          <w:sz w:val="13"/>
-          <w:szCs w:val="13"/>
-        </w:rPr>
-      </w:pPr>
-      <w:r>
-        <w:rPr>
-          <w:rFonts w:eastAsia="Courier 10 Pitch" w:cs="Consolas"/>
-          <w:b/>
-          <w:bCs w:val="false"/>
-          <w:color w:val="00B0F0"/>
-          <w:sz w:val="13"/>
-          <w:szCs w:val="13"/>
-          <w:lang w:val="es-ES"/>
-        </w:rPr>
-        <w:t>[</w:t>
-      </w:r>
-      <w:r>
-        <w:rPr>
-          <w:rFonts w:eastAsia="Courier 10 Pitch" w:cs="Consolas"/>
-          <w:b/>
-          <w:bCs w:val="false"/>
-          <w:color w:val="00B0F0"/>
-          <w:sz w:val="13"/>
-          <w:szCs w:val="13"/>
-          <w:lang w:val="es-ES"/>
-        </w:rPr>
-        <w:t>Fin</w:t>
-      </w:r>
-      <w:r>
-        <w:rPr>
-          <w:rFonts w:eastAsia="Courier 10 Pitch" w:cs="Consolas"/>
-          <w:b/>
-          <w:bCs w:val="false"/>
-          <w:color w:val="00B0F0"/>
-          <w:sz w:val="13"/>
-          <w:szCs w:val="13"/>
-          <w:lang w:val="es-ES"/>
-        </w:rPr>
-        <w:t>]</w:t>
-      </w:r>
-    </w:p>
-    <w:p>
-      <w:pPr>
-        <w:pStyle w:val="Normal"/>
-        <w:rPr>
-          <w:b w:val="false"/>
-          <w:b w:val="false"/>
-          <w:bCs w:val="false"/>
-          <w:color w:val="auto"/>
-          <w:sz w:val="13"/>
-          <w:szCs w:val="13"/>
-        </w:rPr>
-      </w:pPr>
-      <w:r>
-        <w:rPr>
-          <w:rFonts w:eastAsia="Courier 10 Pitch" w:cs="Consolas"/>
-          <w:b/>
-          <w:bCs/>
-          <w:color w:val="168253"/>
-          <w:sz w:val="13"/>
-          <w:szCs w:val="13"/>
-          <w:lang w:val="es-ES"/>
-        </w:rPr>
-        <w:t>D E</w:t>
-      </w:r>
-      <w:r>
-        <w:rPr>
-          <w:rFonts w:eastAsia="Courier 10 Pitch" w:cs="Consolas"/>
-          <w:b/>
-          <w:bCs/>
-          <w:color w:val="168253"/>
-          <w:sz w:val="13"/>
-          <w:szCs w:val="13"/>
-          <w:lang w:val="es-ES"/>
-        </w:rPr>
-        <w:t xml:space="preserve"> C#m F#m</w:t>
-      </w:r>
+        <w:t>D E C#m F#m</w:t>
+      </w:r>
+      <w:bookmarkEnd w:id="1"/>
     </w:p>
     <w:sectPr>
       <w:type w:val="nextPage"/>
@@ -2320,7 +2298,7 @@
     <w:pPr>
       <w:widowControl/>
       <w:suppressAutoHyphens w:val="true"/>
-      <w:overflowPunct w:val="false"/>
+      <w:overflowPunct w:val="true"/>
       <w:bidi w:val="0"/>
       <w:spacing w:before="0" w:after="0"/>
       <w:jc w:val="left"/>
